--- a/task3/report_03.docx
+++ b/task3/report_03.docx
@@ -27,9 +27,17 @@
           <w:bCs/>
           <w:sz w:val="36"/>
           <w:szCs w:val="36"/>
-          <w:lang w:val="en-US"/>
-        </w:rPr>
-        <w:t>#1</w:t>
+        </w:rPr>
+        <w:t>#</w:t>
+      </w:r>
+      <w:r>
+        <w:rPr>
+          <w:b/>
+          <w:bCs/>
+          <w:sz w:val="36"/>
+          <w:szCs w:val="36"/>
+        </w:rPr>
+        <w:t>3</w:t>
       </w:r>
     </w:p>
     <w:p>
@@ -58,7 +66,7 @@
           <w:sz w:val="32"/>
           <w:szCs w:val="32"/>
         </w:rPr>
-        <w:t>Измерение производительности компьютера на стандартных операциях</w:t>
+        <w:t>Использование семафоров и общих сегментов памяти</w:t>
       </w:r>
       <w:r>
         <w:rPr>
@@ -79,90 +87,16 @@
         <w:t>Цель:</w:t>
       </w:r>
       <w:r>
-        <w:t xml:space="preserve"> н</w:t>
-      </w:r>
-      <w:r>
-        <w:t>а основе примера ex02b.c измерить производительность</w:t>
-      </w:r>
-      <w:r>
         <w:t xml:space="preserve"> </w:t>
       </w:r>
       <w:r>
-        <w:t>персонального компьютера и учебного</w:t>
-      </w:r>
-      <w:r>
-        <w:t xml:space="preserve"> </w:t>
-      </w:r>
-      <w:r>
-        <w:t>сервера класса на операциях следующих типов:</w:t>
-      </w:r>
-      <w:r>
-        <w:t xml:space="preserve"> </w:t>
-      </w:r>
-      <w:r>
-        <w:t>сложение,</w:t>
-      </w:r>
-      <w:r>
-        <w:t xml:space="preserve"> </w:t>
-      </w:r>
-      <w:r>
-        <w:t>вычитание,</w:t>
-      </w:r>
-      <w:r>
-        <w:t xml:space="preserve"> </w:t>
-      </w:r>
-      <w:r>
-        <w:t>умножение,</w:t>
-      </w:r>
-      <w:r>
-        <w:t xml:space="preserve"> </w:t>
-      </w:r>
-      <w:r>
-        <w:t>деление,</w:t>
-      </w:r>
-      <w:r>
-        <w:t xml:space="preserve"> </w:t>
-      </w:r>
-      <w:r>
-        <w:t>возведение в степень (</w:t>
-      </w:r>
-      <w:proofErr w:type="spellStart"/>
-      <w:r>
-        <w:t>paw</w:t>
-      </w:r>
-      <w:proofErr w:type="spellEnd"/>
-      <w:r>
-        <w:t>),</w:t>
-      </w:r>
-      <w:r>
-        <w:t xml:space="preserve"> </w:t>
-      </w:r>
-      <w:r>
-        <w:t xml:space="preserve">а также на вычислениях функций математической библиотеки – </w:t>
-      </w:r>
-      <w:proofErr w:type="spellStart"/>
-      <w:r>
-        <w:t>exp</w:t>
-      </w:r>
-      <w:proofErr w:type="spellEnd"/>
-      <w:r>
-        <w:t xml:space="preserve">, </w:t>
-      </w:r>
-      <w:proofErr w:type="spellStart"/>
-      <w:r>
-        <w:t>log</w:t>
-      </w:r>
-      <w:proofErr w:type="spellEnd"/>
-      <w:r>
-        <w:t xml:space="preserve">, </w:t>
-      </w:r>
-      <w:proofErr w:type="spellStart"/>
-      <w:r>
-        <w:t>sin</w:t>
-      </w:r>
-      <w:proofErr w:type="spellEnd"/>
-      <w:r>
-        <w:t>.</w:t>
+        <w:t>написать программу, решающую задачу численного интегрирования с помощью тяжелых и легких процессов</w:t>
+      </w:r>
+      <w:r>
+        <w:t xml:space="preserve">,  </w:t>
+      </w:r>
+      <w:r>
+        <w:t>объединённых механизмами синхронизации: семафорами System V для межпроцессного взаимодействия и мьютексами для синхронизации потоков внутри процесса.</w:t>
       </w:r>
     </w:p>
     <w:p>
@@ -179,86 +113,34 @@
         </w:rPr>
         <w:t>Текст программы:</w:t>
       </w:r>
-    </w:p>
-    <w:p>
-      <w:pPr>
-        <w:pStyle w:val="af0"/>
-        <w:rPr>
-          <w:lang w:val="en-US"/>
-        </w:rPr>
-      </w:pPr>
-      <w:r>
-        <w:rPr>
-          <w:lang w:val="en-US"/>
-        </w:rPr>
-        <w:t>123</w:t>
-      </w:r>
-    </w:p>
-    <w:p>
-      <w:pPr>
-        <w:pStyle w:val="af0"/>
-        <w:rPr>
-          <w:lang w:val="en-US"/>
-        </w:rPr>
-      </w:pPr>
-    </w:p>
-    <w:p>
-      <w:pPr>
-        <w:pStyle w:val="af0"/>
-        <w:rPr>
-          <w:lang w:val="en-US"/>
-        </w:rPr>
-      </w:pPr>
-    </w:p>
-    <w:p>
-      <w:pPr>
-        <w:rPr>
-          <w:b/>
-          <w:bCs/>
-        </w:rPr>
-      </w:pPr>
-      <w:r>
-        <w:rPr>
-          <w:b/>
-          <w:bCs/>
-          <w:lang w:val="en-US"/>
-        </w:rPr>
-        <w:t>Output</w:t>
-      </w:r>
-      <w:r>
-        <w:rPr>
-          <w:b/>
-          <w:bCs/>
-        </w:rPr>
-        <w:t>:</w:t>
-      </w:r>
-    </w:p>
-    <w:p>
-      <w:pPr>
-        <w:pStyle w:val="af0"/>
-        <w:rPr>
-          <w:lang w:val="en-US"/>
-        </w:rPr>
-      </w:pPr>
-      <w:r>
-        <w:rPr>
-          <w:lang w:val="en-US"/>
-        </w:rPr>
-        <w:t>123</w:t>
-      </w:r>
-    </w:p>
-    <w:p>
-      <w:pPr>
-        <w:pStyle w:val="af0"/>
-        <w:rPr>
-          <w:lang w:val="en-US"/>
-        </w:rPr>
-      </w:pPr>
     </w:p>
     <w:p>
       <w:pPr>
         <w:pStyle w:val="af0"/>
       </w:pPr>
+    </w:p>
+    <w:p>
+      <w:pPr>
+        <w:rPr>
+          <w:b/>
+          <w:bCs/>
+        </w:rPr>
+      </w:pPr>
+      <w:r>
+        <w:rPr>
+          <w:b/>
+          <w:bCs/>
+          <w:lang w:val="en-US"/>
+        </w:rPr>
+        <w:t>Output</w:t>
+      </w:r>
+      <w:r>
+        <w:rPr>
+          <w:b/>
+          <w:bCs/>
+        </w:rPr>
+        <w:t>:</w:t>
+      </w:r>
     </w:p>
     <w:p>
       <w:pPr>
